--- a/veni.docx
+++ b/veni.docx
@@ -39,12 +39,12 @@
           <wp:anchor behindDoc="0" distT="0" distB="0" distL="0" distR="0" simplePos="0" locked="0" layoutInCell="0" allowOverlap="1" relativeHeight="2">
             <wp:simplePos x="0" y="0"/>
             <wp:positionH relativeFrom="column">
-              <wp:posOffset>-76200</wp:posOffset>
+              <wp:posOffset>76200</wp:posOffset>
             </wp:positionH>
             <wp:positionV relativeFrom="paragraph">
-              <wp:posOffset>45720</wp:posOffset>
+              <wp:posOffset>153670</wp:posOffset>
             </wp:positionV>
-            <wp:extent cx="6120130" cy="2437130"/>
+            <wp:extent cx="6120130" cy="3258185"/>
             <wp:effectExtent l="0" t="0" r="0" b="0"/>
             <wp:wrapSquare wrapText="largest"/>
             <wp:docPr id="1" name="Image1" descr=""/>
@@ -69,7 +69,7 @@
                   <pic:spPr bwMode="auto">
                     <a:xfrm>
                       <a:off x="0" y="0"/>
-                      <a:ext cx="6120130" cy="2437130"/>
+                      <a:ext cx="6120130" cy="3258185"/>
                     </a:xfrm>
                     <a:prstGeom prst="rect">
                       <a:avLst/>
@@ -92,18 +92,18 @@
       <w:r>
         <w:rPr/>
         <w:drawing>
-          <wp:anchor behindDoc="0" distT="0" distB="0" distL="0" distR="0" simplePos="0" locked="0" layoutInCell="0" allowOverlap="1" relativeHeight="3">
+          <wp:anchor behindDoc="0" distT="0" distB="0" distL="0" distR="0" simplePos="0" locked="0" layoutInCell="0" allowOverlap="1" relativeHeight="4">
             <wp:simplePos x="0" y="0"/>
             <wp:positionH relativeFrom="column">
-              <wp:posOffset>59690</wp:posOffset>
+              <wp:posOffset>11430</wp:posOffset>
             </wp:positionH>
             <wp:positionV relativeFrom="paragraph">
-              <wp:posOffset>123825</wp:posOffset>
+              <wp:posOffset>27940</wp:posOffset>
             </wp:positionV>
-            <wp:extent cx="6077585" cy="1724025"/>
+            <wp:extent cx="6120130" cy="3258185"/>
             <wp:effectExtent l="0" t="0" r="0" b="0"/>
             <wp:wrapSquare wrapText="largest"/>
-            <wp:docPr id="2" name="Image2" descr=""/>
+            <wp:docPr id="2" name="Image3" descr=""/>
             <wp:cNvGraphicFramePr>
               <a:graphicFrameLocks xmlns:a="http://schemas.openxmlformats.org/drawingml/2006/main" noChangeAspect="1"/>
             </wp:cNvGraphicFramePr>
@@ -111,7 +111,7 @@
               <a:graphicData uri="http://schemas.openxmlformats.org/drawingml/2006/picture">
                 <pic:pic xmlns:pic="http://schemas.openxmlformats.org/drawingml/2006/picture">
                   <pic:nvPicPr>
-                    <pic:cNvPr id="2" name="Image2" descr=""/>
+                    <pic:cNvPr id="2" name="Image3" descr=""/>
                     <pic:cNvPicPr>
                       <a:picLocks noChangeAspect="1" noChangeArrowheads="1"/>
                     </pic:cNvPicPr>
@@ -125,7 +125,7 @@
                   <pic:spPr bwMode="auto">
                     <a:xfrm>
                       <a:off x="0" y="0"/>
-                      <a:ext cx="6077585" cy="1724025"/>
+                      <a:ext cx="6120130" cy="3258185"/>
                     </a:xfrm>
                     <a:prstGeom prst="rect">
                       <a:avLst/>
@@ -158,19 +158,118 @@
       </w:pPr>
       <w:r>
         <w:rPr/>
+      </w:r>
+    </w:p>
+    <w:p>
+      <w:pPr>
+        <w:pStyle w:val="Normal"/>
+        <w:bidi w:val="0"/>
+        <w:jc w:val="left"/>
+        <w:rPr/>
+      </w:pPr>
+      <w:r>
+        <w:rPr/>
+      </w:r>
+    </w:p>
+    <w:p>
+      <w:pPr>
+        <w:pStyle w:val="Normal"/>
+        <w:bidi w:val="0"/>
+        <w:jc w:val="left"/>
+        <w:rPr/>
+      </w:pPr>
+      <w:r>
+        <w:rPr/>
+      </w:r>
+    </w:p>
+    <w:p>
+      <w:pPr>
+        <w:pStyle w:val="Normal"/>
+        <w:bidi w:val="0"/>
+        <w:jc w:val="left"/>
+        <w:rPr/>
+      </w:pPr>
+      <w:r>
+        <w:rPr/>
+      </w:r>
+    </w:p>
+    <w:p>
+      <w:pPr>
+        <w:pStyle w:val="Normal"/>
+        <w:bidi w:val="0"/>
+        <w:jc w:val="left"/>
+        <w:rPr/>
+      </w:pPr>
+      <w:r>
+        <w:rPr/>
+      </w:r>
+    </w:p>
+    <w:p>
+      <w:pPr>
+        <w:pStyle w:val="Normal"/>
+        <w:bidi w:val="0"/>
+        <w:jc w:val="left"/>
+        <w:rPr/>
+      </w:pPr>
+      <w:r>
+        <w:rPr/>
+      </w:r>
+    </w:p>
+    <w:p>
+      <w:pPr>
+        <w:pStyle w:val="Normal"/>
+        <w:bidi w:val="0"/>
+        <w:jc w:val="left"/>
+        <w:rPr/>
+      </w:pPr>
+      <w:r>
+        <w:rPr/>
+      </w:r>
+    </w:p>
+    <w:p>
+      <w:pPr>
+        <w:pStyle w:val="Normal"/>
+        <w:bidi w:val="0"/>
+        <w:jc w:val="left"/>
+        <w:rPr/>
+      </w:pPr>
+      <w:r>
+        <w:rPr/>
+      </w:r>
+    </w:p>
+    <w:p>
+      <w:pPr>
+        <w:pStyle w:val="Normal"/>
+        <w:bidi w:val="0"/>
+        <w:jc w:val="left"/>
+        <w:rPr/>
+      </w:pPr>
+      <w:r>
+        <w:rPr/>
+      </w:r>
+    </w:p>
+    <w:p>
+      <w:pPr>
+        <w:pStyle w:val="Normal"/>
+        <w:bidi w:val="0"/>
+        <w:jc w:val="left"/>
+        <w:rPr/>
+      </w:pPr>
+      <w:r>
+        <w:rPr/>
         <w:drawing>
-          <wp:anchor behindDoc="0" distT="0" distB="0" distL="0" distR="0" simplePos="0" locked="0" layoutInCell="0" allowOverlap="1" relativeHeight="4">
+          <wp:anchor behindDoc="0" distT="0" distB="0" distL="0" distR="0" simplePos="0" locked="0" layoutInCell="0" allowOverlap="1" relativeHeight="3">
             <wp:simplePos x="0" y="0"/>
             <wp:positionH relativeFrom="column">
-              <wp:posOffset>228600</wp:posOffset>
+              <wp:posOffset>43180</wp:posOffset>
             </wp:positionH>
             <wp:positionV relativeFrom="paragraph">
-              <wp:posOffset>59055</wp:posOffset>
+              <wp:posOffset>130810</wp:posOffset>
             </wp:positionV>
-            <wp:extent cx="6120130" cy="2072005"/>
+            <wp:extent cx="6120130" cy="3258185"/>
             <wp:effectExtent l="0" t="0" r="0" b="0"/>
             <wp:wrapSquare wrapText="largest"/>
-            <wp:docPr id="3" name="Image3" descr=""/>
+            <wp:docPr id="3" name="Image2" descr=""/>
             <wp:cNvGraphicFramePr>
               <a:graphicFrameLocks xmlns:a="http://schemas.openxmlformats.org/drawingml/2006/main" noChangeAspect="1"/>
             </wp:cNvGraphicFramePr>
@@ -178,7 +277,7 @@
               <a:graphicData uri="http://schemas.openxmlformats.org/drawingml/2006/picture">
                 <pic:pic xmlns:pic="http://schemas.openxmlformats.org/drawingml/2006/picture">
                   <pic:nvPicPr>
-                    <pic:cNvPr id="3" name="Image3" descr=""/>
+                    <pic:cNvPr id="3" name="Image2" descr=""/>
                     <pic:cNvPicPr>
                       <a:picLocks noChangeAspect="1" noChangeArrowheads="1"/>
                     </pic:cNvPicPr>
@@ -192,7 +291,7 @@
                   <pic:spPr bwMode="auto">
                     <a:xfrm>
                       <a:off x="0" y="0"/>
-                      <a:ext cx="6120130" cy="2072005"/>
+                      <a:ext cx="6120130" cy="3258185"/>
                     </a:xfrm>
                     <a:prstGeom prst="rect">
                       <a:avLst/>
@@ -225,41 +324,19 @@
       </w:pPr>
       <w:r>
         <w:rPr/>
-      </w:r>
-    </w:p>
-    <w:p>
-      <w:pPr>
-        <w:pStyle w:val="Normal"/>
-        <w:bidi w:val="0"/>
-        <w:jc w:val="left"/>
-        <w:rPr/>
-      </w:pPr>
-      <w:r>
-        <w:rPr/>
-      </w:r>
-    </w:p>
-    <w:p>
-      <w:pPr>
-        <w:pStyle w:val="Normal"/>
-        <w:bidi w:val="0"/>
-        <w:jc w:val="left"/>
-        <w:rPr/>
-      </w:pPr>
-      <w:r>
-        <w:rPr/>
         <w:drawing>
-          <wp:anchor behindDoc="0" distT="0" distB="0" distL="0" distR="0" simplePos="0" locked="0" layoutInCell="0" allowOverlap="1" relativeHeight="6">
+          <wp:anchor behindDoc="0" distT="0" distB="0" distL="0" distR="0" simplePos="0" locked="0" layoutInCell="0" allowOverlap="1" relativeHeight="5">
             <wp:simplePos x="0" y="0"/>
             <wp:positionH relativeFrom="column">
-              <wp:posOffset>66675</wp:posOffset>
+              <wp:align>center</wp:align>
             </wp:positionH>
             <wp:positionV relativeFrom="paragraph">
-              <wp:posOffset>1905</wp:posOffset>
+              <wp:posOffset>635</wp:posOffset>
             </wp:positionV>
-            <wp:extent cx="6120130" cy="1310640"/>
+            <wp:extent cx="6120130" cy="3258185"/>
             <wp:effectExtent l="0" t="0" r="0" b="0"/>
             <wp:wrapSquare wrapText="largest"/>
-            <wp:docPr id="4" name="Image5" descr=""/>
+            <wp:docPr id="4" name="Image4" descr=""/>
             <wp:cNvGraphicFramePr>
               <a:graphicFrameLocks xmlns:a="http://schemas.openxmlformats.org/drawingml/2006/main" noChangeAspect="1"/>
             </wp:cNvGraphicFramePr>
@@ -267,7 +344,7 @@
               <a:graphicData uri="http://schemas.openxmlformats.org/drawingml/2006/picture">
                 <pic:pic xmlns:pic="http://schemas.openxmlformats.org/drawingml/2006/picture">
                   <pic:nvPicPr>
-                    <pic:cNvPr id="4" name="Image5" descr=""/>
+                    <pic:cNvPr id="4" name="Image4" descr=""/>
                     <pic:cNvPicPr>
                       <a:picLocks noChangeAspect="1" noChangeArrowheads="1"/>
                     </pic:cNvPicPr>
@@ -281,7 +358,7 @@
                   <pic:spPr bwMode="auto">
                     <a:xfrm>
                       <a:off x="0" y="0"/>
-                      <a:ext cx="6120130" cy="1310640"/>
+                      <a:ext cx="6120130" cy="3258185"/>
                     </a:xfrm>
                     <a:prstGeom prst="rect">
                       <a:avLst/>
@@ -304,18 +381,18 @@
       <w:r>
         <w:rPr/>
         <w:drawing>
-          <wp:anchor behindDoc="0" distT="0" distB="0" distL="0" distR="0" simplePos="0" locked="0" layoutInCell="0" allowOverlap="1" relativeHeight="5">
+          <wp:anchor behindDoc="0" distT="0" distB="0" distL="0" distR="0" simplePos="0" locked="0" layoutInCell="0" allowOverlap="1" relativeHeight="6">
             <wp:simplePos x="0" y="0"/>
             <wp:positionH relativeFrom="column">
-              <wp:posOffset>38100</wp:posOffset>
+              <wp:align>center</wp:align>
             </wp:positionH>
             <wp:positionV relativeFrom="paragraph">
-              <wp:posOffset>141605</wp:posOffset>
+              <wp:posOffset>635</wp:posOffset>
             </wp:positionV>
-            <wp:extent cx="6120130" cy="1715135"/>
+            <wp:extent cx="6120130" cy="3258185"/>
             <wp:effectExtent l="0" t="0" r="0" b="0"/>
             <wp:wrapSquare wrapText="largest"/>
-            <wp:docPr id="5" name="Image4" descr=""/>
+            <wp:docPr id="5" name="Image5" descr=""/>
             <wp:cNvGraphicFramePr>
               <a:graphicFrameLocks xmlns:a="http://schemas.openxmlformats.org/drawingml/2006/main" noChangeAspect="1"/>
             </wp:cNvGraphicFramePr>
@@ -323,7 +400,7 @@
               <a:graphicData uri="http://schemas.openxmlformats.org/drawingml/2006/picture">
                 <pic:pic xmlns:pic="http://schemas.openxmlformats.org/drawingml/2006/picture">
                   <pic:nvPicPr>
-                    <pic:cNvPr id="5" name="Image4" descr=""/>
+                    <pic:cNvPr id="5" name="Image5" descr=""/>
                     <pic:cNvPicPr>
                       <a:picLocks noChangeAspect="1" noChangeArrowheads="1"/>
                     </pic:cNvPicPr>
@@ -337,7 +414,7 @@
                   <pic:spPr bwMode="auto">
                     <a:xfrm>
                       <a:off x="0" y="0"/>
-                      <a:ext cx="6120130" cy="1715135"/>
+                      <a:ext cx="6120130" cy="3258185"/>
                     </a:xfrm>
                     <a:prstGeom prst="rect">
                       <a:avLst/>
@@ -359,28 +436,6 @@
       </w:pPr>
       <w:r>
         <w:rPr/>
-      </w:r>
-    </w:p>
-    <w:p>
-      <w:pPr>
-        <w:pStyle w:val="Normal"/>
-        <w:bidi w:val="0"/>
-        <w:jc w:val="left"/>
-        <w:rPr/>
-      </w:pPr>
-      <w:r>
-        <w:rPr/>
-      </w:r>
-    </w:p>
-    <w:p>
-      <w:pPr>
-        <w:pStyle w:val="Normal"/>
-        <w:bidi w:val="0"/>
-        <w:jc w:val="left"/>
-        <w:rPr/>
-      </w:pPr>
-      <w:r>
-        <w:rPr/>
         <w:drawing>
           <wp:anchor behindDoc="0" distT="0" distB="0" distL="0" distR="0" simplePos="0" locked="0" layoutInCell="0" allowOverlap="1" relativeHeight="7">
             <wp:simplePos x="0" y="0"/>
@@ -390,7 +445,7 @@
             <wp:positionV relativeFrom="paragraph">
               <wp:posOffset>635</wp:posOffset>
             </wp:positionV>
-            <wp:extent cx="6120130" cy="1983105"/>
+            <wp:extent cx="6120130" cy="3258185"/>
             <wp:effectExtent l="0" t="0" r="0" b="0"/>
             <wp:wrapSquare wrapText="largest"/>
             <wp:docPr id="6" name="Image6" descr=""/>
@@ -415,7 +470,7 @@
                   <pic:spPr bwMode="auto">
                     <a:xfrm>
                       <a:off x="0" y="0"/>
-                      <a:ext cx="6120130" cy="1983105"/>
+                      <a:ext cx="6120130" cy="3258185"/>
                     </a:xfrm>
                     <a:prstGeom prst="rect">
                       <a:avLst/>
@@ -459,6 +514,17 @@
       </w:pPr>
       <w:r>
         <w:rPr/>
+      </w:r>
+    </w:p>
+    <w:p>
+      <w:pPr>
+        <w:pStyle w:val="Normal"/>
+        <w:bidi w:val="0"/>
+        <w:jc w:val="left"/>
+        <w:rPr/>
+      </w:pPr>
+      <w:r>
+        <w:rPr/>
         <w:drawing>
           <wp:anchor behindDoc="0" distT="0" distB="0" distL="0" distR="0" simplePos="0" locked="0" layoutInCell="0" allowOverlap="1" relativeHeight="8">
             <wp:simplePos x="0" y="0"/>
@@ -468,7 +534,7 @@
             <wp:positionV relativeFrom="paragraph">
               <wp:posOffset>635</wp:posOffset>
             </wp:positionV>
-            <wp:extent cx="6120130" cy="2261235"/>
+            <wp:extent cx="6120130" cy="3258185"/>
             <wp:effectExtent l="0" t="0" r="0" b="0"/>
             <wp:wrapSquare wrapText="largest"/>
             <wp:docPr id="7" name="Image7" descr=""/>
@@ -493,7 +559,7 @@
                   <pic:spPr bwMode="auto">
                     <a:xfrm>
                       <a:off x="0" y="0"/>
-                      <a:ext cx="6120130" cy="2261235"/>
+                      <a:ext cx="6120130" cy="3258185"/>
                     </a:xfrm>
                     <a:prstGeom prst="rect">
                       <a:avLst/>
@@ -559,129 +625,512 @@
       </w:pPr>
       <w:r>
         <w:rPr/>
-        <w:drawing>
-          <wp:anchor behindDoc="0" distT="0" distB="0" distL="0" distR="0" simplePos="0" locked="0" layoutInCell="0" allowOverlap="1" relativeHeight="9">
-            <wp:simplePos x="0" y="0"/>
-            <wp:positionH relativeFrom="column">
-              <wp:align>center</wp:align>
-            </wp:positionH>
-            <wp:positionV relativeFrom="paragraph">
-              <wp:posOffset>635</wp:posOffset>
-            </wp:positionV>
-            <wp:extent cx="6120130" cy="3742690"/>
-            <wp:effectExtent l="0" t="0" r="0" b="0"/>
-            <wp:wrapSquare wrapText="largest"/>
-            <wp:docPr id="8" name="Image8" descr=""/>
-            <wp:cNvGraphicFramePr>
-              <a:graphicFrameLocks xmlns:a="http://schemas.openxmlformats.org/drawingml/2006/main" noChangeAspect="1"/>
-            </wp:cNvGraphicFramePr>
-            <a:graphic xmlns:a="http://schemas.openxmlformats.org/drawingml/2006/main">
-              <a:graphicData uri="http://schemas.openxmlformats.org/drawingml/2006/picture">
-                <pic:pic xmlns:pic="http://schemas.openxmlformats.org/drawingml/2006/picture">
-                  <pic:nvPicPr>
-                    <pic:cNvPr id="8" name="Image8" descr=""/>
-                    <pic:cNvPicPr>
-                      <a:picLocks noChangeAspect="1" noChangeArrowheads="1"/>
-                    </pic:cNvPicPr>
-                  </pic:nvPicPr>
-                  <pic:blipFill>
-                    <a:blip r:embed="rId9"/>
-                    <a:stretch>
-                      <a:fillRect/>
-                    </a:stretch>
-                  </pic:blipFill>
-                  <pic:spPr bwMode="auto">
-                    <a:xfrm>
-                      <a:off x="0" y="0"/>
-                      <a:ext cx="6120130" cy="3742690"/>
-                    </a:xfrm>
-                    <a:prstGeom prst="rect">
-                      <a:avLst/>
-                    </a:prstGeom>
-                  </pic:spPr>
-                </pic:pic>
-              </a:graphicData>
-            </a:graphic>
-          </wp:anchor>
-        </w:drawing>
-      </w:r>
-    </w:p>
-    <w:p>
-      <w:pPr>
-        <w:pStyle w:val="Normal"/>
-        <w:bidi w:val="0"/>
-        <w:jc w:val="left"/>
-        <w:rPr/>
-      </w:pPr>
-      <w:r>
-        <w:rPr/>
-      </w:r>
-    </w:p>
-    <w:p>
-      <w:pPr>
-        <w:pStyle w:val="Normal"/>
-        <w:bidi w:val="0"/>
-        <w:jc w:val="left"/>
-        <w:rPr/>
-      </w:pPr>
-      <w:r>
-        <w:rPr/>
-      </w:r>
-    </w:p>
-    <w:p>
-      <w:pPr>
-        <w:pStyle w:val="Normal"/>
-        <w:bidi w:val="0"/>
-        <w:jc w:val="left"/>
-        <w:rPr/>
-      </w:pPr>
-      <w:r>
-        <w:rPr/>
-        <w:drawing>
-          <wp:anchor behindDoc="0" distT="0" distB="0" distL="0" distR="0" simplePos="0" locked="0" layoutInCell="0" allowOverlap="1" relativeHeight="10">
-            <wp:simplePos x="0" y="0"/>
-            <wp:positionH relativeFrom="column">
-              <wp:align>center</wp:align>
-            </wp:positionH>
-            <wp:positionV relativeFrom="paragraph">
-              <wp:posOffset>635</wp:posOffset>
-            </wp:positionV>
-            <wp:extent cx="5220335" cy="1647825"/>
-            <wp:effectExtent l="0" t="0" r="0" b="0"/>
-            <wp:wrapSquare wrapText="largest"/>
-            <wp:docPr id="9" name="Image9" descr=""/>
-            <wp:cNvGraphicFramePr>
-              <a:graphicFrameLocks xmlns:a="http://schemas.openxmlformats.org/drawingml/2006/main" noChangeAspect="1"/>
-            </wp:cNvGraphicFramePr>
-            <a:graphic xmlns:a="http://schemas.openxmlformats.org/drawingml/2006/main">
-              <a:graphicData uri="http://schemas.openxmlformats.org/drawingml/2006/picture">
-                <pic:pic xmlns:pic="http://schemas.openxmlformats.org/drawingml/2006/picture">
-                  <pic:nvPicPr>
-                    <pic:cNvPr id="9" name="Image9" descr=""/>
-                    <pic:cNvPicPr>
-                      <a:picLocks noChangeAspect="1" noChangeArrowheads="1"/>
-                    </pic:cNvPicPr>
-                  </pic:nvPicPr>
-                  <pic:blipFill>
-                    <a:blip r:embed="rId10"/>
-                    <a:stretch>
-                      <a:fillRect/>
-                    </a:stretch>
-                  </pic:blipFill>
-                  <pic:spPr bwMode="auto">
-                    <a:xfrm>
-                      <a:off x="0" y="0"/>
-                      <a:ext cx="5220335" cy="1647825"/>
-                    </a:xfrm>
-                    <a:prstGeom prst="rect">
-                      <a:avLst/>
-                    </a:prstGeom>
-                  </pic:spPr>
-                </pic:pic>
-              </a:graphicData>
-            </a:graphic>
-          </wp:anchor>
-        </w:drawing>
+      </w:r>
+    </w:p>
+    <w:p>
+      <w:pPr>
+        <w:pStyle w:val="Normal"/>
+        <w:bidi w:val="0"/>
+        <w:jc w:val="left"/>
+        <w:rPr/>
+      </w:pPr>
+      <w:r>
+        <w:rPr/>
+      </w:r>
+    </w:p>
+    <w:p>
+      <w:pPr>
+        <w:pStyle w:val="Normal"/>
+        <w:bidi w:val="0"/>
+        <w:jc w:val="left"/>
+        <w:rPr/>
+      </w:pPr>
+      <w:r>
+        <w:rPr/>
+      </w:r>
+    </w:p>
+    <w:p>
+      <w:pPr>
+        <w:pStyle w:val="Normal"/>
+        <w:bidi w:val="0"/>
+        <w:jc w:val="left"/>
+        <w:rPr/>
+      </w:pPr>
+      <w:r>
+        <w:rPr/>
+      </w:r>
+    </w:p>
+    <w:p>
+      <w:pPr>
+        <w:pStyle w:val="Normal"/>
+        <w:bidi w:val="0"/>
+        <w:jc w:val="left"/>
+        <w:rPr/>
+      </w:pPr>
+      <w:r>
+        <w:rPr/>
+      </w:r>
+    </w:p>
+    <w:p>
+      <w:pPr>
+        <w:pStyle w:val="Normal"/>
+        <w:bidi w:val="0"/>
+        <w:jc w:val="left"/>
+        <w:rPr/>
+      </w:pPr>
+      <w:r>
+        <w:rPr/>
+      </w:r>
+    </w:p>
+    <w:p>
+      <w:pPr>
+        <w:pStyle w:val="Normal"/>
+        <w:bidi w:val="0"/>
+        <w:jc w:val="left"/>
+        <w:rPr/>
+      </w:pPr>
+      <w:r>
+        <w:rPr/>
+      </w:r>
+    </w:p>
+    <w:p>
+      <w:pPr>
+        <w:pStyle w:val="Normal"/>
+        <w:bidi w:val="0"/>
+        <w:jc w:val="left"/>
+        <w:rPr/>
+      </w:pPr>
+      <w:r>
+        <w:rPr/>
+      </w:r>
+    </w:p>
+    <w:p>
+      <w:pPr>
+        <w:pStyle w:val="Normal"/>
+        <w:bidi w:val="0"/>
+        <w:jc w:val="left"/>
+        <w:rPr/>
+      </w:pPr>
+      <w:r>
+        <w:rPr/>
+      </w:r>
+    </w:p>
+    <w:p>
+      <w:pPr>
+        <w:pStyle w:val="Normal"/>
+        <w:bidi w:val="0"/>
+        <w:jc w:val="left"/>
+        <w:rPr/>
+      </w:pPr>
+      <w:r>
+        <w:rPr/>
+      </w:r>
+    </w:p>
+    <w:p>
+      <w:pPr>
+        <w:pStyle w:val="Normal"/>
+        <w:bidi w:val="0"/>
+        <w:jc w:val="left"/>
+        <w:rPr/>
+      </w:pPr>
+      <w:r>
+        <w:rPr/>
+      </w:r>
+    </w:p>
+    <w:p>
+      <w:pPr>
+        <w:pStyle w:val="Normal"/>
+        <w:bidi w:val="0"/>
+        <w:jc w:val="left"/>
+        <w:rPr/>
+      </w:pPr>
+      <w:r>
+        <w:rPr/>
+      </w:r>
+    </w:p>
+    <w:p>
+      <w:pPr>
+        <w:pStyle w:val="Normal"/>
+        <w:bidi w:val="0"/>
+        <w:jc w:val="left"/>
+        <w:rPr/>
+      </w:pPr>
+      <w:r>
+        <w:rPr/>
+      </w:r>
+    </w:p>
+    <w:p>
+      <w:pPr>
+        <w:pStyle w:val="Normal"/>
+        <w:bidi w:val="0"/>
+        <w:jc w:val="left"/>
+        <w:rPr/>
+      </w:pPr>
+      <w:r>
+        <w:rPr/>
+      </w:r>
+    </w:p>
+    <w:p>
+      <w:pPr>
+        <w:pStyle w:val="Normal"/>
+        <w:bidi w:val="0"/>
+        <w:jc w:val="left"/>
+        <w:rPr/>
+      </w:pPr>
+      <w:r>
+        <w:rPr/>
+      </w:r>
+    </w:p>
+    <w:p>
+      <w:pPr>
+        <w:pStyle w:val="Normal"/>
+        <w:bidi w:val="0"/>
+        <w:jc w:val="left"/>
+        <w:rPr/>
+      </w:pPr>
+      <w:r>
+        <w:rPr/>
+      </w:r>
+    </w:p>
+    <w:p>
+      <w:pPr>
+        <w:pStyle w:val="Normal"/>
+        <w:bidi w:val="0"/>
+        <w:jc w:val="left"/>
+        <w:rPr/>
+      </w:pPr>
+      <w:r>
+        <w:rPr/>
+      </w:r>
+    </w:p>
+    <w:p>
+      <w:pPr>
+        <w:pStyle w:val="Normal"/>
+        <w:bidi w:val="0"/>
+        <w:jc w:val="left"/>
+        <w:rPr/>
+      </w:pPr>
+      <w:r>
+        <w:rPr/>
+      </w:r>
+    </w:p>
+    <w:p>
+      <w:pPr>
+        <w:pStyle w:val="Normal"/>
+        <w:bidi w:val="0"/>
+        <w:jc w:val="left"/>
+        <w:rPr/>
+      </w:pPr>
+      <w:r>
+        <w:rPr/>
+      </w:r>
+    </w:p>
+    <w:p>
+      <w:pPr>
+        <w:pStyle w:val="Normal"/>
+        <w:bidi w:val="0"/>
+        <w:jc w:val="left"/>
+        <w:rPr/>
+      </w:pPr>
+      <w:r>
+        <w:rPr/>
+      </w:r>
+    </w:p>
+    <w:p>
+      <w:pPr>
+        <w:pStyle w:val="Normal"/>
+        <w:bidi w:val="0"/>
+        <w:jc w:val="left"/>
+        <w:rPr/>
+      </w:pPr>
+      <w:r>
+        <w:rPr/>
+      </w:r>
+    </w:p>
+    <w:p>
+      <w:pPr>
+        <w:pStyle w:val="Normal"/>
+        <w:bidi w:val="0"/>
+        <w:jc w:val="left"/>
+        <w:rPr/>
+      </w:pPr>
+      <w:r>
+        <w:rPr/>
+      </w:r>
+    </w:p>
+    <w:p>
+      <w:pPr>
+        <w:pStyle w:val="Normal"/>
+        <w:bidi w:val="0"/>
+        <w:jc w:val="left"/>
+        <w:rPr/>
+      </w:pPr>
+      <w:r>
+        <w:rPr/>
+      </w:r>
+    </w:p>
+    <w:p>
+      <w:pPr>
+        <w:pStyle w:val="Normal"/>
+        <w:bidi w:val="0"/>
+        <w:jc w:val="left"/>
+        <w:rPr/>
+      </w:pPr>
+      <w:r>
+        <w:rPr/>
+      </w:r>
+    </w:p>
+    <w:p>
+      <w:pPr>
+        <w:pStyle w:val="Normal"/>
+        <w:bidi w:val="0"/>
+        <w:jc w:val="left"/>
+        <w:rPr/>
+      </w:pPr>
+      <w:r>
+        <w:rPr/>
+      </w:r>
+    </w:p>
+    <w:p>
+      <w:pPr>
+        <w:pStyle w:val="Normal"/>
+        <w:bidi w:val="0"/>
+        <w:jc w:val="left"/>
+        <w:rPr/>
+      </w:pPr>
+      <w:r>
+        <w:rPr/>
+      </w:r>
+    </w:p>
+    <w:p>
+      <w:pPr>
+        <w:pStyle w:val="Normal"/>
+        <w:bidi w:val="0"/>
+        <w:jc w:val="left"/>
+        <w:rPr/>
+      </w:pPr>
+      <w:r>
+        <w:rPr/>
+      </w:r>
+    </w:p>
+    <w:p>
+      <w:pPr>
+        <w:pStyle w:val="Normal"/>
+        <w:bidi w:val="0"/>
+        <w:jc w:val="left"/>
+        <w:rPr/>
+      </w:pPr>
+      <w:r>
+        <w:rPr/>
+      </w:r>
+    </w:p>
+    <w:p>
+      <w:pPr>
+        <w:pStyle w:val="Normal"/>
+        <w:bidi w:val="0"/>
+        <w:jc w:val="left"/>
+        <w:rPr/>
+      </w:pPr>
+      <w:r>
+        <w:rPr/>
+      </w:r>
+    </w:p>
+    <w:p>
+      <w:pPr>
+        <w:pStyle w:val="Normal"/>
+        <w:bidi w:val="0"/>
+        <w:jc w:val="left"/>
+        <w:rPr/>
+      </w:pPr>
+      <w:r>
+        <w:rPr/>
+      </w:r>
+    </w:p>
+    <w:p>
+      <w:pPr>
+        <w:pStyle w:val="Normal"/>
+        <w:bidi w:val="0"/>
+        <w:jc w:val="left"/>
+        <w:rPr/>
+      </w:pPr>
+      <w:r>
+        <w:rPr/>
+      </w:r>
+    </w:p>
+    <w:p>
+      <w:pPr>
+        <w:pStyle w:val="Normal"/>
+        <w:bidi w:val="0"/>
+        <w:jc w:val="left"/>
+        <w:rPr/>
+      </w:pPr>
+      <w:r>
+        <w:rPr/>
+      </w:r>
+    </w:p>
+    <w:p>
+      <w:pPr>
+        <w:pStyle w:val="Normal"/>
+        <w:bidi w:val="0"/>
+        <w:jc w:val="left"/>
+        <w:rPr/>
+      </w:pPr>
+      <w:r>
+        <w:rPr/>
+      </w:r>
+    </w:p>
+    <w:p>
+      <w:pPr>
+        <w:pStyle w:val="Normal"/>
+        <w:bidi w:val="0"/>
+        <w:jc w:val="left"/>
+        <w:rPr/>
+      </w:pPr>
+      <w:r>
+        <w:rPr/>
+      </w:r>
+    </w:p>
+    <w:p>
+      <w:pPr>
+        <w:pStyle w:val="Normal"/>
+        <w:bidi w:val="0"/>
+        <w:jc w:val="left"/>
+        <w:rPr/>
+      </w:pPr>
+      <w:r>
+        <w:rPr/>
+      </w:r>
+    </w:p>
+    <w:p>
+      <w:pPr>
+        <w:pStyle w:val="Normal"/>
+        <w:bidi w:val="0"/>
+        <w:jc w:val="left"/>
+        <w:rPr/>
+      </w:pPr>
+      <w:r>
+        <w:rPr/>
+      </w:r>
+    </w:p>
+    <w:p>
+      <w:pPr>
+        <w:pStyle w:val="Normal"/>
+        <w:bidi w:val="0"/>
+        <w:jc w:val="left"/>
+        <w:rPr/>
+      </w:pPr>
+      <w:r>
+        <w:rPr/>
+      </w:r>
+    </w:p>
+    <w:p>
+      <w:pPr>
+        <w:pStyle w:val="Normal"/>
+        <w:bidi w:val="0"/>
+        <w:jc w:val="left"/>
+        <w:rPr/>
+      </w:pPr>
+      <w:r>
+        <w:rPr/>
+      </w:r>
+    </w:p>
+    <w:p>
+      <w:pPr>
+        <w:pStyle w:val="Normal"/>
+        <w:bidi w:val="0"/>
+        <w:jc w:val="left"/>
+        <w:rPr/>
+      </w:pPr>
+      <w:r>
+        <w:rPr/>
+      </w:r>
+    </w:p>
+    <w:p>
+      <w:pPr>
+        <w:pStyle w:val="Normal"/>
+        <w:bidi w:val="0"/>
+        <w:jc w:val="left"/>
+        <w:rPr/>
+      </w:pPr>
+      <w:r>
+        <w:rPr/>
+      </w:r>
+    </w:p>
+    <w:p>
+      <w:pPr>
+        <w:pStyle w:val="Normal"/>
+        <w:bidi w:val="0"/>
+        <w:jc w:val="left"/>
+        <w:rPr/>
+      </w:pPr>
+      <w:r>
+        <w:rPr/>
+      </w:r>
+    </w:p>
+    <w:p>
+      <w:pPr>
+        <w:pStyle w:val="Normal"/>
+        <w:bidi w:val="0"/>
+        <w:jc w:val="left"/>
+        <w:rPr/>
+      </w:pPr>
+      <w:r>
+        <w:rPr/>
+      </w:r>
+    </w:p>
+    <w:p>
+      <w:pPr>
+        <w:pStyle w:val="Normal"/>
+        <w:bidi w:val="0"/>
+        <w:jc w:val="left"/>
+        <w:rPr/>
+      </w:pPr>
+      <w:r>
+        <w:rPr/>
+      </w:r>
+    </w:p>
+    <w:p>
+      <w:pPr>
+        <w:pStyle w:val="Normal"/>
+        <w:bidi w:val="0"/>
+        <w:jc w:val="left"/>
+        <w:rPr/>
+      </w:pPr>
+      <w:r>
+        <w:rPr/>
+      </w:r>
+    </w:p>
+    <w:p>
+      <w:pPr>
+        <w:pStyle w:val="Normal"/>
+        <w:bidi w:val="0"/>
+        <w:jc w:val="left"/>
+        <w:rPr/>
+      </w:pPr>
+      <w:r>
+        <w:rPr/>
+      </w:r>
+    </w:p>
+    <w:p>
+      <w:pPr>
+        <w:pStyle w:val="Normal"/>
+        <w:bidi w:val="0"/>
+        <w:jc w:val="left"/>
+        <w:rPr/>
+      </w:pPr>
+      <w:r>
+        <w:rPr/>
+      </w:r>
+    </w:p>
+    <w:p>
+      <w:pPr>
+        <w:pStyle w:val="Normal"/>
+        <w:bidi w:val="0"/>
+        <w:jc w:val="left"/>
+        <w:rPr/>
+      </w:pPr>
+      <w:r>
+        <w:rPr/>
       </w:r>
     </w:p>
     <w:p>

--- a/veni.docx
+++ b/veni.docx
@@ -11,19 +11,30 @@
       </w:pPr>
       <w:r>
         <w:rPr/>
-        <w:t>Name:S.Venikalaxmi</w:t>
-      </w:r>
-    </w:p>
-    <w:p>
-      <w:pPr>
-        <w:pStyle w:val="Normal"/>
-        <w:bidi w:val="0"/>
-        <w:jc w:val="left"/>
-        <w:rPr/>
-      </w:pPr>
-      <w:r>
-        <w:rPr/>
-        <w:t>Reg no:24MIS0117</w:t>
+        <w:t>Name: S.Venikalaxmi</w:t>
+      </w:r>
+    </w:p>
+    <w:p>
+      <w:pPr>
+        <w:pStyle w:val="Normal"/>
+        <w:bidi w:val="0"/>
+        <w:jc w:val="left"/>
+        <w:rPr/>
+      </w:pPr>
+      <w:r>
+        <w:rPr/>
+        <w:t>Reg No:24MIS0117</w:t>
+      </w:r>
+    </w:p>
+    <w:p>
+      <w:pPr>
+        <w:pStyle w:val="Normal"/>
+        <w:bidi w:val="0"/>
+        <w:jc w:val="left"/>
+        <w:rPr/>
+      </w:pPr>
+      <w:r>
+        <w:rPr/>
       </w:r>
     </w:p>
     <w:p>
@@ -39,10 +50,10 @@
           <wp:anchor behindDoc="0" distT="0" distB="0" distL="0" distR="0" simplePos="0" locked="0" layoutInCell="0" allowOverlap="1" relativeHeight="2">
             <wp:simplePos x="0" y="0"/>
             <wp:positionH relativeFrom="column">
-              <wp:posOffset>76200</wp:posOffset>
+              <wp:posOffset>-69215</wp:posOffset>
             </wp:positionH>
             <wp:positionV relativeFrom="paragraph">
-              <wp:posOffset>153670</wp:posOffset>
+              <wp:posOffset>133985</wp:posOffset>
             </wp:positionV>
             <wp:extent cx="6120130" cy="3258185"/>
             <wp:effectExtent l="0" t="0" r="0" b="0"/>
@@ -91,19 +102,41 @@
       </w:pPr>
       <w:r>
         <w:rPr/>
+      </w:r>
+    </w:p>
+    <w:p>
+      <w:pPr>
+        <w:pStyle w:val="Normal"/>
+        <w:bidi w:val="0"/>
+        <w:jc w:val="left"/>
+        <w:rPr/>
+      </w:pPr>
+      <w:r>
+        <w:rPr/>
+      </w:r>
+    </w:p>
+    <w:p>
+      <w:pPr>
+        <w:pStyle w:val="Normal"/>
+        <w:bidi w:val="0"/>
+        <w:jc w:val="left"/>
+        <w:rPr/>
+      </w:pPr>
+      <w:r>
+        <w:rPr/>
         <w:drawing>
-          <wp:anchor behindDoc="0" distT="0" distB="0" distL="0" distR="0" simplePos="0" locked="0" layoutInCell="0" allowOverlap="1" relativeHeight="4">
+          <wp:anchor behindDoc="0" distT="0" distB="0" distL="0" distR="0" simplePos="0" locked="0" layoutInCell="0" allowOverlap="1" relativeHeight="3">
             <wp:simplePos x="0" y="0"/>
             <wp:positionH relativeFrom="column">
-              <wp:posOffset>11430</wp:posOffset>
+              <wp:posOffset>-198755</wp:posOffset>
             </wp:positionH>
             <wp:positionV relativeFrom="paragraph">
-              <wp:posOffset>27940</wp:posOffset>
+              <wp:posOffset>231775</wp:posOffset>
             </wp:positionV>
             <wp:extent cx="6120130" cy="3258185"/>
             <wp:effectExtent l="0" t="0" r="0" b="0"/>
             <wp:wrapSquare wrapText="largest"/>
-            <wp:docPr id="2" name="Image3" descr=""/>
+            <wp:docPr id="2" name="Image2" descr=""/>
             <wp:cNvGraphicFramePr>
               <a:graphicFrameLocks xmlns:a="http://schemas.openxmlformats.org/drawingml/2006/main" noChangeAspect="1"/>
             </wp:cNvGraphicFramePr>
@@ -111,7 +144,7 @@
               <a:graphicData uri="http://schemas.openxmlformats.org/drawingml/2006/picture">
                 <pic:pic xmlns:pic="http://schemas.openxmlformats.org/drawingml/2006/picture">
                   <pic:nvPicPr>
-                    <pic:cNvPr id="2" name="Image3" descr=""/>
+                    <pic:cNvPr id="2" name="Image2" descr=""/>
                     <pic:cNvPicPr>
                       <a:picLocks noChangeAspect="1" noChangeArrowheads="1"/>
                     </pic:cNvPicPr>
@@ -224,52 +257,19 @@
       </w:pPr>
       <w:r>
         <w:rPr/>
-      </w:r>
-    </w:p>
-    <w:p>
-      <w:pPr>
-        <w:pStyle w:val="Normal"/>
-        <w:bidi w:val="0"/>
-        <w:jc w:val="left"/>
-        <w:rPr/>
-      </w:pPr>
-      <w:r>
-        <w:rPr/>
-      </w:r>
-    </w:p>
-    <w:p>
-      <w:pPr>
-        <w:pStyle w:val="Normal"/>
-        <w:bidi w:val="0"/>
-        <w:jc w:val="left"/>
-        <w:rPr/>
-      </w:pPr>
-      <w:r>
-        <w:rPr/>
-      </w:r>
-    </w:p>
-    <w:p>
-      <w:pPr>
-        <w:pStyle w:val="Normal"/>
-        <w:bidi w:val="0"/>
-        <w:jc w:val="left"/>
-        <w:rPr/>
-      </w:pPr>
-      <w:r>
-        <w:rPr/>
         <w:drawing>
-          <wp:anchor behindDoc="0" distT="0" distB="0" distL="0" distR="0" simplePos="0" locked="0" layoutInCell="0" allowOverlap="1" relativeHeight="3">
+          <wp:anchor behindDoc="0" distT="0" distB="0" distL="0" distR="0" simplePos="0" locked="0" layoutInCell="0" allowOverlap="1" relativeHeight="4">
             <wp:simplePos x="0" y="0"/>
             <wp:positionH relativeFrom="column">
-              <wp:posOffset>43180</wp:posOffset>
+              <wp:posOffset>165100</wp:posOffset>
             </wp:positionH>
             <wp:positionV relativeFrom="paragraph">
-              <wp:posOffset>130810</wp:posOffset>
+              <wp:posOffset>-149225</wp:posOffset>
             </wp:positionV>
             <wp:extent cx="6120130" cy="3258185"/>
             <wp:effectExtent l="0" t="0" r="0" b="0"/>
             <wp:wrapSquare wrapText="largest"/>
-            <wp:docPr id="3" name="Image2" descr=""/>
+            <wp:docPr id="3" name="Image3" descr=""/>
             <wp:cNvGraphicFramePr>
               <a:graphicFrameLocks xmlns:a="http://schemas.openxmlformats.org/drawingml/2006/main" noChangeAspect="1"/>
             </wp:cNvGraphicFramePr>
@@ -277,7 +277,7 @@
               <a:graphicData uri="http://schemas.openxmlformats.org/drawingml/2006/picture">
                 <pic:pic xmlns:pic="http://schemas.openxmlformats.org/drawingml/2006/picture">
                   <pic:nvPicPr>
-                    <pic:cNvPr id="3" name="Image2" descr=""/>
+                    <pic:cNvPr id="3" name="Image3" descr=""/>
                     <pic:cNvPicPr>
                       <a:picLocks noChangeAspect="1" noChangeArrowheads="1"/>
                     </pic:cNvPicPr>
@@ -369,218 +369,6 @@
             </a:graphic>
           </wp:anchor>
         </w:drawing>
-      </w:r>
-    </w:p>
-    <w:p>
-      <w:pPr>
-        <w:pStyle w:val="Normal"/>
-        <w:bidi w:val="0"/>
-        <w:jc w:val="left"/>
-        <w:rPr/>
-      </w:pPr>
-      <w:r>
-        <w:rPr/>
-        <w:drawing>
-          <wp:anchor behindDoc="0" distT="0" distB="0" distL="0" distR="0" simplePos="0" locked="0" layoutInCell="0" allowOverlap="1" relativeHeight="6">
-            <wp:simplePos x="0" y="0"/>
-            <wp:positionH relativeFrom="column">
-              <wp:align>center</wp:align>
-            </wp:positionH>
-            <wp:positionV relativeFrom="paragraph">
-              <wp:posOffset>635</wp:posOffset>
-            </wp:positionV>
-            <wp:extent cx="6120130" cy="3258185"/>
-            <wp:effectExtent l="0" t="0" r="0" b="0"/>
-            <wp:wrapSquare wrapText="largest"/>
-            <wp:docPr id="5" name="Image5" descr=""/>
-            <wp:cNvGraphicFramePr>
-              <a:graphicFrameLocks xmlns:a="http://schemas.openxmlformats.org/drawingml/2006/main" noChangeAspect="1"/>
-            </wp:cNvGraphicFramePr>
-            <a:graphic xmlns:a="http://schemas.openxmlformats.org/drawingml/2006/main">
-              <a:graphicData uri="http://schemas.openxmlformats.org/drawingml/2006/picture">
-                <pic:pic xmlns:pic="http://schemas.openxmlformats.org/drawingml/2006/picture">
-                  <pic:nvPicPr>
-                    <pic:cNvPr id="5" name="Image5" descr=""/>
-                    <pic:cNvPicPr>
-                      <a:picLocks noChangeAspect="1" noChangeArrowheads="1"/>
-                    </pic:cNvPicPr>
-                  </pic:nvPicPr>
-                  <pic:blipFill>
-                    <a:blip r:embed="rId6"/>
-                    <a:stretch>
-                      <a:fillRect/>
-                    </a:stretch>
-                  </pic:blipFill>
-                  <pic:spPr bwMode="auto">
-                    <a:xfrm>
-                      <a:off x="0" y="0"/>
-                      <a:ext cx="6120130" cy="3258185"/>
-                    </a:xfrm>
-                    <a:prstGeom prst="rect">
-                      <a:avLst/>
-                    </a:prstGeom>
-                  </pic:spPr>
-                </pic:pic>
-              </a:graphicData>
-            </a:graphic>
-          </wp:anchor>
-        </w:drawing>
-      </w:r>
-    </w:p>
-    <w:p>
-      <w:pPr>
-        <w:pStyle w:val="Normal"/>
-        <w:bidi w:val="0"/>
-        <w:jc w:val="left"/>
-        <w:rPr/>
-      </w:pPr>
-      <w:r>
-        <w:rPr/>
-        <w:drawing>
-          <wp:anchor behindDoc="0" distT="0" distB="0" distL="0" distR="0" simplePos="0" locked="0" layoutInCell="0" allowOverlap="1" relativeHeight="7">
-            <wp:simplePos x="0" y="0"/>
-            <wp:positionH relativeFrom="column">
-              <wp:align>center</wp:align>
-            </wp:positionH>
-            <wp:positionV relativeFrom="paragraph">
-              <wp:posOffset>635</wp:posOffset>
-            </wp:positionV>
-            <wp:extent cx="6120130" cy="3258185"/>
-            <wp:effectExtent l="0" t="0" r="0" b="0"/>
-            <wp:wrapSquare wrapText="largest"/>
-            <wp:docPr id="6" name="Image6" descr=""/>
-            <wp:cNvGraphicFramePr>
-              <a:graphicFrameLocks xmlns:a="http://schemas.openxmlformats.org/drawingml/2006/main" noChangeAspect="1"/>
-            </wp:cNvGraphicFramePr>
-            <a:graphic xmlns:a="http://schemas.openxmlformats.org/drawingml/2006/main">
-              <a:graphicData uri="http://schemas.openxmlformats.org/drawingml/2006/picture">
-                <pic:pic xmlns:pic="http://schemas.openxmlformats.org/drawingml/2006/picture">
-                  <pic:nvPicPr>
-                    <pic:cNvPr id="6" name="Image6" descr=""/>
-                    <pic:cNvPicPr>
-                      <a:picLocks noChangeAspect="1" noChangeArrowheads="1"/>
-                    </pic:cNvPicPr>
-                  </pic:nvPicPr>
-                  <pic:blipFill>
-                    <a:blip r:embed="rId7"/>
-                    <a:stretch>
-                      <a:fillRect/>
-                    </a:stretch>
-                  </pic:blipFill>
-                  <pic:spPr bwMode="auto">
-                    <a:xfrm>
-                      <a:off x="0" y="0"/>
-                      <a:ext cx="6120130" cy="3258185"/>
-                    </a:xfrm>
-                    <a:prstGeom prst="rect">
-                      <a:avLst/>
-                    </a:prstGeom>
-                  </pic:spPr>
-                </pic:pic>
-              </a:graphicData>
-            </a:graphic>
-          </wp:anchor>
-        </w:drawing>
-      </w:r>
-    </w:p>
-    <w:p>
-      <w:pPr>
-        <w:pStyle w:val="Normal"/>
-        <w:bidi w:val="0"/>
-        <w:jc w:val="left"/>
-        <w:rPr/>
-      </w:pPr>
-      <w:r>
-        <w:rPr/>
-      </w:r>
-    </w:p>
-    <w:p>
-      <w:pPr>
-        <w:pStyle w:val="Normal"/>
-        <w:bidi w:val="0"/>
-        <w:jc w:val="left"/>
-        <w:rPr/>
-      </w:pPr>
-      <w:r>
-        <w:rPr/>
-      </w:r>
-    </w:p>
-    <w:p>
-      <w:pPr>
-        <w:pStyle w:val="Normal"/>
-        <w:bidi w:val="0"/>
-        <w:jc w:val="left"/>
-        <w:rPr/>
-      </w:pPr>
-      <w:r>
-        <w:rPr/>
-      </w:r>
-    </w:p>
-    <w:p>
-      <w:pPr>
-        <w:pStyle w:val="Normal"/>
-        <w:bidi w:val="0"/>
-        <w:jc w:val="left"/>
-        <w:rPr/>
-      </w:pPr>
-      <w:r>
-        <w:rPr/>
-        <w:drawing>
-          <wp:anchor behindDoc="0" distT="0" distB="0" distL="0" distR="0" simplePos="0" locked="0" layoutInCell="0" allowOverlap="1" relativeHeight="8">
-            <wp:simplePos x="0" y="0"/>
-            <wp:positionH relativeFrom="column">
-              <wp:align>center</wp:align>
-            </wp:positionH>
-            <wp:positionV relativeFrom="paragraph">
-              <wp:posOffset>635</wp:posOffset>
-            </wp:positionV>
-            <wp:extent cx="6120130" cy="3258185"/>
-            <wp:effectExtent l="0" t="0" r="0" b="0"/>
-            <wp:wrapSquare wrapText="largest"/>
-            <wp:docPr id="7" name="Image7" descr=""/>
-            <wp:cNvGraphicFramePr>
-              <a:graphicFrameLocks xmlns:a="http://schemas.openxmlformats.org/drawingml/2006/main" noChangeAspect="1"/>
-            </wp:cNvGraphicFramePr>
-            <a:graphic xmlns:a="http://schemas.openxmlformats.org/drawingml/2006/main">
-              <a:graphicData uri="http://schemas.openxmlformats.org/drawingml/2006/picture">
-                <pic:pic xmlns:pic="http://schemas.openxmlformats.org/drawingml/2006/picture">
-                  <pic:nvPicPr>
-                    <pic:cNvPr id="7" name="Image7" descr=""/>
-                    <pic:cNvPicPr>
-                      <a:picLocks noChangeAspect="1" noChangeArrowheads="1"/>
-                    </pic:cNvPicPr>
-                  </pic:nvPicPr>
-                  <pic:blipFill>
-                    <a:blip r:embed="rId8"/>
-                    <a:stretch>
-                      <a:fillRect/>
-                    </a:stretch>
-                  </pic:blipFill>
-                  <pic:spPr bwMode="auto">
-                    <a:xfrm>
-                      <a:off x="0" y="0"/>
-                      <a:ext cx="6120130" cy="3258185"/>
-                    </a:xfrm>
-                    <a:prstGeom prst="rect">
-                      <a:avLst/>
-                    </a:prstGeom>
-                  </pic:spPr>
-                </pic:pic>
-              </a:graphicData>
-            </a:graphic>
-          </wp:anchor>
-        </w:drawing>
-      </w:r>
-    </w:p>
-    <w:p>
-      <w:pPr>
-        <w:pStyle w:val="Normal"/>
-        <w:bidi w:val="0"/>
-        <w:jc w:val="left"/>
-        <w:rPr/>
-      </w:pPr>
-      <w:r>
-        <w:rPr/>
       </w:r>
     </w:p>
     <w:p>
